--- a/zht/docx/05.content.docx
+++ b/zht/docx/05.content.docx
@@ -19,7 +19,7 @@
         <w:rPr>
           <w:lang w:val="zh_TW" w:bidi="zh_TW"/>
         </w:rPr>
-        <w:t>Resource: 研讀筆記 - 書籍簡介 (Tyndale)</w:t>
+        <w:t>Resource: Tyndale Open Study Notes</w:t>
       </w:r>
       <w:r>
         <w:rPr>
@@ -112,7 +112,7 @@
         <w:rPr>
           <w:lang w:val="zh_TW" w:bidi="zh_TW"/>
         </w:rPr>
-        <w:t>研讀筆記 - 書籍簡介 (Tyndale)</w:t>
+        <w:t>Tyndale Open Study Notes</w:t>
       </w:r>
     </w:p>
     <w:p>

--- a/zht/docx/05.content.docx
+++ b/zht/docx/05.content.docx
@@ -19,7 +19,7 @@
         <w:rPr>
           <w:lang w:val="zh_TW" w:bidi="zh_TW"/>
         </w:rPr>
-        <w:t>Resource: Tyndale Open Study Notes</w:t>
+        <w:t>Resource: Aquifer Open Study Notes (Book Intros)</w:t>
       </w:r>
       <w:r>
         <w:rPr>
@@ -112,7 +112,7 @@
         <w:rPr>
           <w:lang w:val="zh_TW" w:bidi="zh_TW"/>
         </w:rPr>
-        <w:t>Tyndale Open Study Notes</w:t>
+        <w:t>Aquifer Open Study Notes (Book Intros)</w:t>
       </w:r>
     </w:p>
     <w:p>

--- a/zht/docx/05.content.docx
+++ b/zht/docx/05.content.docx
@@ -233,18 +233,12 @@
         </w:rPr>
         <w:t>神首次在西奈山向摩西啟示了以色列的國家「憲法」（</w:t>
       </w:r>
-      <w:hyperlink r:id="rId13">
-        <w:r>
-          <w:rPr>
-            <w:lang w:val="zh_TW" w:bidi="zh_TW"/>
-          </w:rPr>
-          <w:rPr>
-            <w:color w:val="0000EE"/>
-            <w:u w:val="single"/>
-          </w:rPr>
-          <w:t>出20–23</w:t>
-        </w:r>
-      </w:hyperlink>
+      <w:r>
+        <w:rPr>
+          <w:lang w:val="zh_TW" w:bidi="zh_TW"/>
+        </w:rPr>
+        <w:t>出20–23</w:t>
+      </w:r>
       <w:r>
         <w:rPr>
           <w:lang w:val="zh_TW" w:bidi="zh_TW"/>
@@ -290,18 +284,12 @@
         </w:rPr>
         <w:t>摩西知道自己會在帶領他的百姓到達目的地之前去世。因此，在他去世之前，他需要提醒百姓，神所啟示給他的聖約的細則。最初的聖約是三十八年前在西奈山所設立的（</w:t>
       </w:r>
-      <w:hyperlink r:id="rId14">
-        <w:r>
-          <w:rPr>
-            <w:lang w:val="zh_TW" w:bidi="zh_TW"/>
-          </w:rPr>
-          <w:rPr>
-            <w:color w:val="0000EE"/>
-            <w:u w:val="single"/>
-          </w:rPr>
-          <w:t>出19–24</w:t>
-        </w:r>
-      </w:hyperlink>
+      <w:r>
+        <w:rPr>
+          <w:lang w:val="zh_TW" w:bidi="zh_TW"/>
+        </w:rPr>
+        <w:t>出19–24</w:t>
+      </w:r>
       <w:r>
         <w:rPr>
           <w:lang w:val="zh_TW" w:bidi="zh_TW"/>
@@ -373,18 +361,12 @@
           <w:lang w:val="zh_TW" w:bidi="zh_TW"/>
         </w:rPr>
       </w:r>
-      <w:hyperlink r:id="rId15">
-        <w:r>
-          <w:rPr>
-            <w:lang w:val="zh_TW" w:bidi="zh_TW"/>
-          </w:rPr>
-          <w:rPr>
-            <w:color w:val="0000EE"/>
-            <w:u w:val="single"/>
-          </w:rPr>
-          <w:t>一章1–5節</w:t>
-        </w:r>
-      </w:hyperlink>
+      <w:r>
+        <w:rPr>
+          <w:lang w:val="zh_TW" w:bidi="zh_TW"/>
+        </w:rPr>
+        <w:t>一章1–5節</w:t>
+      </w:r>
       <w:r>
         <w:rPr>
           <w:lang w:val="zh_TW" w:bidi="zh_TW"/>
@@ -403,18 +385,12 @@
           <w:lang w:val="zh_TW" w:bidi="zh_TW"/>
         </w:rPr>
       </w:r>
-      <w:hyperlink r:id="rId16">
-        <w:r>
-          <w:rPr>
-            <w:lang w:val="zh_TW" w:bidi="zh_TW"/>
-          </w:rPr>
-          <w:rPr>
-            <w:color w:val="0000EE"/>
-            <w:u w:val="single"/>
-          </w:rPr>
-          <w:t>一章6節–四章49節</w:t>
-        </w:r>
-      </w:hyperlink>
+      <w:r>
+        <w:rPr>
+          <w:lang w:val="zh_TW" w:bidi="zh_TW"/>
+        </w:rPr>
+        <w:t>一章6節–四章49節</w:t>
+      </w:r>
       <w:r>
         <w:rPr>
           <w:lang w:val="zh_TW" w:bidi="zh_TW"/>
@@ -433,18 +409,12 @@
           <w:lang w:val="zh_TW" w:bidi="zh_TW"/>
         </w:rPr>
       </w:r>
-      <w:hyperlink r:id="rId17">
-        <w:r>
-          <w:rPr>
-            <w:lang w:val="zh_TW" w:bidi="zh_TW"/>
-          </w:rPr>
-          <w:rPr>
-            <w:color w:val="0000EE"/>
-            <w:u w:val="single"/>
-          </w:rPr>
-          <w:t>五章1節–二十六章15節</w:t>
-        </w:r>
-      </w:hyperlink>
+      <w:r>
+        <w:rPr>
+          <w:lang w:val="zh_TW" w:bidi="zh_TW"/>
+        </w:rPr>
+        <w:t>五章1節–二十六章15節</w:t>
+      </w:r>
       <w:r>
         <w:rPr>
           <w:lang w:val="zh_TW" w:bidi="zh_TW"/>
@@ -463,18 +433,12 @@
           <w:lang w:val="zh_TW" w:bidi="zh_TW"/>
         </w:rPr>
       </w:r>
-      <w:hyperlink r:id="rId18">
-        <w:r>
-          <w:rPr>
-            <w:lang w:val="zh_TW" w:bidi="zh_TW"/>
-          </w:rPr>
-          <w:rPr>
-            <w:color w:val="0000EE"/>
-            <w:u w:val="single"/>
-          </w:rPr>
-          <w:t>二十六章16節–二十九章1節</w:t>
-        </w:r>
-      </w:hyperlink>
+      <w:r>
+        <w:rPr>
+          <w:lang w:val="zh_TW" w:bidi="zh_TW"/>
+        </w:rPr>
+        <w:t>二十六章16節–二十九章1節</w:t>
+      </w:r>
       <w:r>
         <w:rPr>
           <w:lang w:val="zh_TW" w:bidi="zh_TW"/>
@@ -493,18 +457,12 @@
           <w:lang w:val="zh_TW" w:bidi="zh_TW"/>
         </w:rPr>
       </w:r>
-      <w:hyperlink r:id="rId19">
-        <w:r>
-          <w:rPr>
-            <w:lang w:val="zh_TW" w:bidi="zh_TW"/>
-          </w:rPr>
-          <w:rPr>
-            <w:color w:val="0000EE"/>
-            <w:u w:val="single"/>
-          </w:rPr>
-          <w:t>二十九章2節–三十章20節</w:t>
-        </w:r>
-      </w:hyperlink>
+      <w:r>
+        <w:rPr>
+          <w:lang w:val="zh_TW" w:bidi="zh_TW"/>
+        </w:rPr>
+        <w:t>二十九章2節–三十章20節</w:t>
+      </w:r>
       <w:r>
         <w:rPr>
           <w:lang w:val="zh_TW" w:bidi="zh_TW"/>
@@ -523,18 +481,12 @@
           <w:lang w:val="zh_TW" w:bidi="zh_TW"/>
         </w:rPr>
       </w:r>
-      <w:hyperlink r:id="rId20">
-        <w:r>
-          <w:rPr>
-            <w:lang w:val="zh_TW" w:bidi="zh_TW"/>
-          </w:rPr>
-          <w:rPr>
-            <w:color w:val="0000EE"/>
-            <w:u w:val="single"/>
-          </w:rPr>
-          <w:t>三十一章1–29節</w:t>
-        </w:r>
-      </w:hyperlink>
+      <w:r>
+        <w:rPr>
+          <w:lang w:val="zh_TW" w:bidi="zh_TW"/>
+        </w:rPr>
+        <w:t>三十一章1–29節</w:t>
+      </w:r>
       <w:r>
         <w:rPr>
           <w:lang w:val="zh_TW" w:bidi="zh_TW"/>
@@ -553,18 +505,12 @@
           <w:lang w:val="zh_TW" w:bidi="zh_TW"/>
         </w:rPr>
       </w:r>
-      <w:hyperlink r:id="rId21">
-        <w:r>
-          <w:rPr>
-            <w:lang w:val="zh_TW" w:bidi="zh_TW"/>
-          </w:rPr>
-          <w:rPr>
-            <w:color w:val="0000EE"/>
-            <w:u w:val="single"/>
-          </w:rPr>
-          <w:t xml:space="preserve">三十一章30節–三十二章43節 </w:t>
-        </w:r>
-      </w:hyperlink>
+      <w:r>
+        <w:rPr>
+          <w:lang w:val="zh_TW" w:bidi="zh_TW"/>
+        </w:rPr>
+        <w:t xml:space="preserve">三十一章30節–三十二章43節 </w:t>
+      </w:r>
       <w:r>
         <w:rPr>
           <w:lang w:val="zh_TW" w:bidi="zh_TW"/>
@@ -610,126 +556,66 @@
         </w:rPr>
         <w:t>猶太人和基督教長久以來的傳統都認為摩西是申命記的作者。舊約和新約也都確認了摩西是這本書的作者（見</w:t>
       </w:r>
-      <w:hyperlink r:id="rId22">
-        <w:r>
-          <w:rPr>
-            <w:lang w:val="zh_TW" w:bidi="zh_TW"/>
-          </w:rPr>
-          <w:rPr>
-            <w:color w:val="0000EE"/>
-            <w:u w:val="single"/>
-          </w:rPr>
-          <w:t>王上2:3；</w:t>
-        </w:r>
-      </w:hyperlink>
-      <w:hyperlink r:id="rId23">
-        <w:r>
-          <w:rPr>
-            <w:lang w:val="zh_TW" w:bidi="zh_TW"/>
-          </w:rPr>
-          <w:rPr>
-            <w:color w:val="0000EE"/>
-            <w:u w:val="single"/>
-          </w:rPr>
-          <w:t>王下14:6；</w:t>
-        </w:r>
-      </w:hyperlink>
-      <w:hyperlink r:id="rId24">
-        <w:r>
-          <w:rPr>
-            <w:lang w:val="zh_TW" w:bidi="zh_TW"/>
-          </w:rPr>
-          <w:rPr>
-            <w:color w:val="0000EE"/>
-            <w:u w:val="single"/>
-          </w:rPr>
-          <w:t>代下25:4；</w:t>
-        </w:r>
-      </w:hyperlink>
-      <w:hyperlink r:id="rId25">
-        <w:r>
-          <w:rPr>
-            <w:lang w:val="zh_TW" w:bidi="zh_TW"/>
-          </w:rPr>
-          <w:rPr>
-            <w:color w:val="0000EE"/>
-            <w:u w:val="single"/>
-          </w:rPr>
-          <w:t>拉3:2；</w:t>
-        </w:r>
-      </w:hyperlink>
-      <w:hyperlink r:id="rId26">
-        <w:r>
-          <w:rPr>
-            <w:lang w:val="zh_TW" w:bidi="zh_TW"/>
-          </w:rPr>
-          <w:rPr>
-            <w:color w:val="0000EE"/>
-            <w:u w:val="single"/>
-          </w:rPr>
-          <w:t>太19:7；</w:t>
-        </w:r>
-      </w:hyperlink>
-      <w:hyperlink r:id="rId27">
-        <w:r>
-          <w:rPr>
-            <w:lang w:val="zh_TW" w:bidi="zh_TW"/>
-          </w:rPr>
-          <w:rPr>
-            <w:color w:val="0000EE"/>
-            <w:u w:val="single"/>
-          </w:rPr>
-          <w:t>可12:19；</w:t>
-        </w:r>
-      </w:hyperlink>
-      <w:hyperlink r:id="rId28">
-        <w:r>
-          <w:rPr>
-            <w:lang w:val="zh_TW" w:bidi="zh_TW"/>
-          </w:rPr>
-          <w:rPr>
-            <w:color w:val="0000EE"/>
-            <w:u w:val="single"/>
-          </w:rPr>
-          <w:t>路20:28；</w:t>
-        </w:r>
-      </w:hyperlink>
-      <w:hyperlink r:id="rId29">
-        <w:r>
-          <w:rPr>
-            <w:lang w:val="zh_TW" w:bidi="zh_TW"/>
-          </w:rPr>
-          <w:rPr>
-            <w:color w:val="0000EE"/>
-            <w:u w:val="single"/>
-          </w:rPr>
-          <w:t>徒3:22–23；</w:t>
-        </w:r>
-      </w:hyperlink>
-      <w:hyperlink r:id="rId30">
-        <w:r>
-          <w:rPr>
-            <w:lang w:val="zh_TW" w:bidi="zh_TW"/>
-          </w:rPr>
-          <w:rPr>
-            <w:color w:val="0000EE"/>
-            <w:u w:val="single"/>
-          </w:rPr>
-          <w:t>羅10:19；</w:t>
-        </w:r>
-      </w:hyperlink>
-      <w:hyperlink r:id="rId31">
-        <w:r>
-          <w:rPr>
-            <w:lang w:val="zh_TW" w:bidi="zh_TW"/>
-          </w:rPr>
-          <w:rPr>
-            <w:color w:val="0000EE"/>
-            <w:u w:val="single"/>
-          </w:rPr>
-          <w:t>林前9:9</w:t>
-        </w:r>
-      </w:hyperlink>
+      <w:r>
+        <w:rPr>
+          <w:lang w:val="zh_TW" w:bidi="zh_TW"/>
+        </w:rPr>
+        <w:t>王上2:3；</w:t>
+      </w:r>
+      <w:r>
+        <w:rPr>
+          <w:lang w:val="zh_TW" w:bidi="zh_TW"/>
+        </w:rPr>
+        <w:t>王下14:6；</w:t>
+      </w:r>
+      <w:r>
+        <w:rPr>
+          <w:lang w:val="zh_TW" w:bidi="zh_TW"/>
+        </w:rPr>
+        <w:t>代下25:4；</w:t>
+      </w:r>
+      <w:r>
+        <w:rPr>
+          <w:lang w:val="zh_TW" w:bidi="zh_TW"/>
+        </w:rPr>
+        <w:t>拉3:2；</w:t>
+      </w:r>
+      <w:r>
+        <w:rPr>
+          <w:lang w:val="zh_TW" w:bidi="zh_TW"/>
+        </w:rPr>
+        <w:t>太19:7；</w:t>
+      </w:r>
+      <w:r>
+        <w:rPr>
+          <w:lang w:val="zh_TW" w:bidi="zh_TW"/>
+        </w:rPr>
+        <w:t>可12:19；</w:t>
+      </w:r>
+      <w:r>
+        <w:rPr>
+          <w:lang w:val="zh_TW" w:bidi="zh_TW"/>
+        </w:rPr>
+        <w:t>路20:28；</w:t>
+      </w:r>
+      <w:r>
+        <w:rPr>
+          <w:lang w:val="zh_TW" w:bidi="zh_TW"/>
+        </w:rPr>
+        <w:t>徒3:22–23；</w:t>
+      </w:r>
+      <w:r>
+        <w:rPr>
+          <w:lang w:val="zh_TW" w:bidi="zh_TW"/>
+        </w:rPr>
+        <w:t>羅10:19；</w:t>
+      </w:r>
+      <w:r>
+        <w:rPr>
+          <w:lang w:val="zh_TW" w:bidi="zh_TW"/>
+        </w:rPr>
+        <w:t>林前9:9</w:t>
+      </w:r>
       <w:r>
         <w:rPr>
           <w:lang w:val="zh_TW" w:bidi="zh_TW"/>
@@ -750,18 +636,12 @@
         </w:rPr>
         <w:t>然而，在過去的兩百年間，有批判學學者不認為是摩西寫了申命記。一些學者認為申命記是在約西亞王時期（約公元前621年；見</w:t>
       </w:r>
-      <w:hyperlink r:id="rId32">
-        <w:r>
-          <w:rPr>
-            <w:lang w:val="zh_TW" w:bidi="zh_TW"/>
-          </w:rPr>
-          <w:rPr>
-            <w:color w:val="0000EE"/>
-            <w:u w:val="single"/>
-          </w:rPr>
-          <w:t>王下22:8–20</w:t>
-        </w:r>
-      </w:hyperlink>
+      <w:r>
+        <w:rPr>
+          <w:lang w:val="zh_TW" w:bidi="zh_TW"/>
+        </w:rPr>
+        <w:t>王下22:8–20</w:t>
+      </w:r>
       <w:r>
         <w:rPr>
           <w:lang w:val="zh_TW" w:bidi="zh_TW"/>
@@ -796,18 +676,12 @@
         </w:rPr>
         <w:t>簡而言之，傳統的觀點認為摩西寫了這本書的大部分內容，這是一個合理的結論。某些編輯上的補充是後來加入的（例如，摩西之死的記載；</w:t>
       </w:r>
-      <w:hyperlink r:id="rId33">
-        <w:r>
-          <w:rPr>
-            <w:lang w:val="zh_TW" w:bidi="zh_TW"/>
-          </w:rPr>
-          <w:rPr>
-            <w:color w:val="0000EE"/>
-            <w:u w:val="single"/>
-          </w:rPr>
-          <w:t>34:5–12</w:t>
-        </w:r>
-      </w:hyperlink>
+      <w:r>
+        <w:rPr>
+          <w:lang w:val="zh_TW" w:bidi="zh_TW"/>
+        </w:rPr>
+        <w:t>34:5–12</w:t>
+      </w:r>
       <w:r>
         <w:rPr>
           <w:lang w:val="zh_TW" w:bidi="zh_TW"/>
@@ -903,18 +777,12 @@
         </w:rPr>
         <w:t>摩西使用宗主-附庸條約的格式，清楚表明了申命記是一篇立約的文本。神選擇以色列成為祂的特選子民。並不是聖約使他們成為如此，因為在出埃及之前，他們已經被認定為神的子民（</w:t>
       </w:r>
-      <w:hyperlink r:id="rId34">
-        <w:r>
-          <w:rPr>
-            <w:lang w:val="zh_TW" w:bidi="zh_TW"/>
-          </w:rPr>
-          <w:rPr>
-            <w:color w:val="0000EE"/>
-            <w:u w:val="single"/>
-          </w:rPr>
-          <w:t>出4:22–23</w:t>
-        </w:r>
-      </w:hyperlink>
+      <w:r>
+        <w:rPr>
+          <w:lang w:val="zh_TW" w:bidi="zh_TW"/>
+        </w:rPr>
+        <w:t>出4:22–23</w:t>
+      </w:r>
       <w:r>
         <w:rPr>
           <w:lang w:val="zh_TW" w:bidi="zh_TW"/>
@@ -960,90 +828,60 @@
         </w:rPr>
         <w:t>以色列人有接受或拒絕神之聖約的自由（</w:t>
       </w:r>
-      <w:hyperlink r:id="rId35">
-        <w:r>
-          <w:rPr>
-            <w:lang w:val="zh_TW" w:bidi="zh_TW"/>
-          </w:rPr>
-          <w:rPr>
-            <w:color w:val="0000EE"/>
-            <w:u w:val="single"/>
-          </w:rPr>
-          <w:t>出19:7–8</w:t>
-        </w:r>
-      </w:hyperlink>
+      <w:r>
+        <w:rPr>
+          <w:lang w:val="zh_TW" w:bidi="zh_TW"/>
+        </w:rPr>
+        <w:t>出19:7–8</w:t>
+      </w:r>
       <w:r>
         <w:rPr>
           <w:lang w:val="zh_TW" w:bidi="zh_TW"/>
         </w:rPr>
         <w:t>）。聖約中所列出的祝福和詛咒取決於他們是順服還是悖逆（</w:t>
       </w:r>
-      <w:hyperlink r:id="rId36">
-        <w:r>
-          <w:rPr>
-            <w:lang w:val="zh_TW" w:bidi="zh_TW"/>
-          </w:rPr>
-          <w:rPr>
-            <w:color w:val="0000EE"/>
-            <w:u w:val="single"/>
-          </w:rPr>
-          <w:t>28:1–6</w:t>
-        </w:r>
-      </w:hyperlink>
+      <w:r>
+        <w:rPr>
+          <w:lang w:val="zh_TW" w:bidi="zh_TW"/>
+        </w:rPr>
+        <w:t>28:1–6</w:t>
+      </w:r>
       <w:r>
         <w:rPr>
           <w:lang w:val="zh_TW" w:bidi="zh_TW"/>
         </w:rPr>
         <w:t>，</w:t>
       </w:r>
-      <w:hyperlink r:id="rId37">
-        <w:r>
-          <w:rPr>
-            <w:lang w:val="zh_TW" w:bidi="zh_TW"/>
-          </w:rPr>
-          <w:rPr>
-            <w:color w:val="0000EE"/>
-            <w:u w:val="single"/>
-          </w:rPr>
-          <w:t>15–19</w:t>
-        </w:r>
-      </w:hyperlink>
+      <w:r>
+        <w:rPr>
+          <w:lang w:val="zh_TW" w:bidi="zh_TW"/>
+        </w:rPr>
+        <w:t>15–19</w:t>
+      </w:r>
       <w:r>
         <w:rPr>
           <w:lang w:val="zh_TW" w:bidi="zh_TW"/>
         </w:rPr>
         <w:t>）。然而，只要他們願意悔改、歸回，並恢復與聖約的關係，原來的不順服的後果也是可以被翻轉的（</w:t>
       </w:r>
-      <w:hyperlink r:id="rId38">
-        <w:r>
-          <w:rPr>
-            <w:lang w:val="zh_TW" w:bidi="zh_TW"/>
-          </w:rPr>
-          <w:rPr>
-            <w:color w:val="0000EE"/>
-            <w:u w:val="single"/>
-          </w:rPr>
-          <w:t>30:1–10</w:t>
-        </w:r>
-      </w:hyperlink>
+      <w:r>
+        <w:rPr>
+          <w:lang w:val="zh_TW" w:bidi="zh_TW"/>
+        </w:rPr>
+        <w:t>30:1–10</w:t>
+      </w:r>
       <w:r>
         <w:rPr>
           <w:lang w:val="zh_TW" w:bidi="zh_TW"/>
         </w:rPr>
         <w:t>；另見</w:t>
       </w:r>
-      <w:hyperlink r:id="rId39">
-        <w:r>
-          <w:rPr>
-            <w:lang w:val="zh_TW" w:bidi="zh_TW"/>
-          </w:rPr>
-          <w:rPr>
-            <w:color w:val="0000EE"/>
-            <w:u w:val="single"/>
-          </w:rPr>
-          <w:t>利26:40–45</w:t>
-        </w:r>
-      </w:hyperlink>
+      <w:r>
+        <w:rPr>
+          <w:lang w:val="zh_TW" w:bidi="zh_TW"/>
+        </w:rPr>
+        <w:t>利26:40–45</w:t>
+      </w:r>
       <w:r>
         <w:rPr>
           <w:lang w:val="zh_TW" w:bidi="zh_TW"/>
@@ -1064,36 +902,24 @@
         </w:rPr>
         <w:t>這個聖約並沒有使以色列人成為神的子民；神給亞伯拉罕關於他的後裔將成為一國的應許已經實現了（</w:t>
       </w:r>
-      <w:hyperlink r:id="rId40">
-        <w:r>
-          <w:rPr>
-            <w:lang w:val="zh_TW" w:bidi="zh_TW"/>
-          </w:rPr>
-          <w:rPr>
-            <w:color w:val="0000EE"/>
-            <w:u w:val="single"/>
-          </w:rPr>
-          <w:t>創17:1–8</w:t>
-        </w:r>
-      </w:hyperlink>
+      <w:r>
+        <w:rPr>
+          <w:lang w:val="zh_TW" w:bidi="zh_TW"/>
+        </w:rPr>
+        <w:t>創17:1–8</w:t>
+      </w:r>
       <w:r>
         <w:rPr>
           <w:lang w:val="zh_TW" w:bidi="zh_TW"/>
         </w:rPr>
         <w:t>）。在西奈山所立的聖約賦予了以色列人作為祭司國度服事耶和華的特權（</w:t>
       </w:r>
-      <w:hyperlink r:id="rId41">
-        <w:r>
-          <w:rPr>
-            <w:lang w:val="zh_TW" w:bidi="zh_TW"/>
-          </w:rPr>
-          <w:rPr>
-            <w:color w:val="0000EE"/>
-            <w:u w:val="single"/>
-          </w:rPr>
-          <w:t>出19:4–6</w:t>
-        </w:r>
-      </w:hyperlink>
+      <w:r>
+        <w:rPr>
+          <w:lang w:val="zh_TW" w:bidi="zh_TW"/>
+        </w:rPr>
+        <w:t>出19:4–6</w:t>
+      </w:r>
       <w:r>
         <w:rPr>
           <w:lang w:val="zh_TW" w:bidi="zh_TW"/>
